--- a/Critical Thinking of the Article/01079_Dzaki Muhammad Yusfian_Artikel 6.docx
+++ b/Critical Thinking of the Article/01079_Dzaki Muhammad Yusfian_Artikel 6.docx
@@ -8,6 +8,7 @@
         <w:rPr>
           <w:rFonts w:ascii="Times New Roman" w:hAnsi="Times New Roman" w:cs="Times New Roman"/>
         </w:rPr>
+        <w:jc w:val="left"/>
       </w:pPr>
       <w:bookmarkStart w:id="0" w:name="critical-review-artikel-6"/>
       <w:r>
@@ -23,6 +24,7 @@
         <w:rPr>
           <w:rFonts w:cs="Times New Roman"/>
         </w:rPr>
+        <w:jc w:val="both"/>
       </w:pPr>
       <w:r>
         <w:rPr>
@@ -46,6 +48,7 @@
         <w:rPr>
           <w:rFonts w:cs="Times New Roman"/>
         </w:rPr>
+        <w:jc w:val="both"/>
       </w:pPr>
       <w:r>
         <w:rPr>
@@ -69,6 +72,7 @@
         <w:rPr>
           <w:rFonts w:cs="Times New Roman"/>
         </w:rPr>
+        <w:jc w:val="both"/>
       </w:pPr>
       <w:r>
         <w:rPr>
@@ -92,6 +96,7 @@
         <w:rPr>
           <w:rFonts w:cs="Times New Roman"/>
         </w:rPr>
+        <w:jc w:val="both"/>
       </w:pPr>
       <w:r>
         <w:rPr>
@@ -114,6 +119,7 @@
         <w:rPr>
           <w:rFonts w:cs="Times New Roman"/>
         </w:rPr>
+        <w:jc w:val="both"/>
       </w:pPr>
       <w:r>
         <w:rPr>
@@ -130,6 +136,7 @@
         <w:rPr>
           <w:rFonts w:ascii="Times New Roman" w:hAnsi="Times New Roman" w:cs="Times New Roman"/>
         </w:rPr>
+        <w:jc w:val="left"/>
       </w:pPr>
       <w:bookmarkStart w:id="1" w:name="identitas-artikel"/>
       <w:r>
@@ -145,6 +152,7 @@
         <w:rPr>
           <w:rFonts w:cs="Times New Roman"/>
         </w:rPr>
+        <w:jc w:val="both"/>
       </w:pPr>
       <w:r>
         <w:rPr>
@@ -176,6 +184,7 @@
         <w:rPr>
           <w:rFonts w:cs="Times New Roman"/>
         </w:rPr>
+        <w:jc w:val="both"/>
       </w:pPr>
       <w:r>
         <w:rPr>
@@ -199,6 +208,7 @@
         <w:rPr>
           <w:rFonts w:cs="Times New Roman"/>
         </w:rPr>
+        <w:jc w:val="both"/>
       </w:pPr>
       <w:r>
         <w:rPr>
@@ -222,6 +232,7 @@
         <w:rPr>
           <w:rFonts w:cs="Times New Roman"/>
         </w:rPr>
+        <w:jc w:val="both"/>
       </w:pPr>
       <w:r>
         <w:rPr>
@@ -260,6 +271,7 @@
           <w:rFonts w:cs="Times New Roman"/>
           <w:lang w:val="da-DK"/>
         </w:rPr>
+        <w:jc w:val="both"/>
       </w:pPr>
       <w:r>
         <w:rPr>
@@ -285,6 +297,7 @@
           <w:rFonts w:ascii="Times New Roman" w:hAnsi="Times New Roman" w:cs="Times New Roman"/>
           <w:lang w:val="da-DK"/>
         </w:rPr>
+        <w:jc w:val="left"/>
       </w:pPr>
       <w:bookmarkStart w:id="2" w:name="X9ca7e4db898c0454268789f9a8be7181fc9df28"/>
       <w:bookmarkEnd w:id="1"/>
@@ -302,6 +315,7 @@
           <w:rFonts w:cs="Times New Roman"/>
           <w:lang w:val="da-DK"/>
         </w:rPr>
+        <w:jc w:val="both"/>
       </w:pPr>
       <w:r>
         <w:rPr>
@@ -366,6 +380,7 @@
           <w:rFonts w:cs="Times New Roman"/>
           <w:lang w:val="da-DK"/>
         </w:rPr>
+        <w:jc w:val="both"/>
       </w:pPr>
       <w:r>
         <w:rPr>
@@ -422,6 +437,7 @@
           <w:rFonts w:cs="Times New Roman"/>
           <w:lang w:val="da-DK"/>
         </w:rPr>
+        <w:jc w:val="both"/>
       </w:pPr>
       <w:r>
         <w:rPr>
@@ -438,6 +454,7 @@
           <w:rFonts w:ascii="Times New Roman" w:hAnsi="Times New Roman" w:cs="Times New Roman"/>
           <w:lang w:val="pt-BR"/>
         </w:rPr>
+        <w:jc w:val="left"/>
       </w:pPr>
       <w:bookmarkStart w:id="3" w:name="X7e174674031c6cc637c838ba6f759230cfa554a"/>
       <w:bookmarkEnd w:id="2"/>
@@ -455,6 +472,7 @@
           <w:rFonts w:cs="Times New Roman"/>
           <w:lang w:val="pt-BR"/>
         </w:rPr>
+        <w:jc w:val="both"/>
       </w:pPr>
       <w:r>
         <w:rPr>
@@ -470,6 +488,7 @@
         <w:rPr>
           <w:rFonts w:cs="Times New Roman"/>
         </w:rPr>
+        <w:jc w:val="both"/>
       </w:pPr>
       <w:proofErr w:type="spellStart"/>
       <w:r>
@@ -604,6 +623,7 @@
         <w:rPr>
           <w:rFonts w:cs="Times New Roman"/>
         </w:rPr>
+        <w:jc w:val="both"/>
       </w:pPr>
       <w:r>
         <w:rPr>
@@ -618,6 +638,7 @@
         <w:rPr>
           <w:rFonts w:cs="Times New Roman"/>
         </w:rPr>
+        <w:jc w:val="both"/>
       </w:pPr>
       <w:r>
         <w:rPr>
@@ -681,6 +702,7 @@
         <w:rPr>
           <w:rFonts w:cs="Times New Roman"/>
         </w:rPr>
+        <w:jc w:val="both"/>
       </w:pPr>
       <w:r>
         <w:rPr>
@@ -723,6 +745,7 @@
         <w:rPr>
           <w:rFonts w:cs="Times New Roman"/>
         </w:rPr>
+        <w:jc w:val="both"/>
       </w:pPr>
       <w:r>
         <w:rPr>
@@ -765,6 +788,7 @@
         <w:rPr>
           <w:rFonts w:cs="Times New Roman"/>
         </w:rPr>
+        <w:jc w:val="both"/>
       </w:pPr>
       <w:r>
         <w:rPr>
@@ -836,6 +860,7 @@
           <w:rFonts w:ascii="Times New Roman" w:hAnsi="Times New Roman" w:cs="Times New Roman"/>
           <w:lang w:val="fi-FI"/>
         </w:rPr>
+        <w:jc w:val="left"/>
       </w:pPr>
       <w:bookmarkStart w:id="4" w:name="X0db685f7af3930fa235b792d63a9d512e01f189"/>
       <w:bookmarkEnd w:id="3"/>
@@ -853,6 +878,7 @@
           <w:rFonts w:cs="Times New Roman"/>
           <w:lang w:val="fi-FI"/>
         </w:rPr>
+        <w:jc w:val="both"/>
       </w:pPr>
       <w:r>
         <w:rPr>
@@ -917,6 +943,7 @@
           <w:rFonts w:cs="Times New Roman"/>
           <w:lang w:val="fi-FI"/>
         </w:rPr>
+        <w:jc w:val="both"/>
       </w:pPr>
       <w:r>
         <w:rPr>
@@ -934,6 +961,7 @@
           <w:rFonts w:cs="Times New Roman"/>
           <w:lang w:val="fi-FI"/>
         </w:rPr>
+        <w:jc w:val="both"/>
       </w:pPr>
       <w:r>
         <w:rPr>
@@ -1014,6 +1042,7 @@
           <w:rFonts w:ascii="Times New Roman" w:hAnsi="Times New Roman" w:cs="Times New Roman"/>
           <w:lang w:val="fi-FI"/>
         </w:rPr>
+        <w:jc w:val="left"/>
       </w:pPr>
       <w:bookmarkStart w:id="5" w:name="kekuatan-artikel"/>
       <w:bookmarkEnd w:id="4"/>
@@ -1031,6 +1060,7 @@
           <w:rFonts w:cs="Times New Roman"/>
           <w:lang w:val="fi-FI"/>
         </w:rPr>
+        <w:jc w:val="both"/>
       </w:pPr>
       <w:r>
         <w:rPr>
@@ -1063,6 +1093,7 @@
           <w:rFonts w:cs="Times New Roman"/>
           <w:lang w:val="fi-FI"/>
         </w:rPr>
+        <w:jc w:val="both"/>
       </w:pPr>
       <w:r>
         <w:rPr>
@@ -1159,6 +1190,7 @@
           <w:rFonts w:cs="Times New Roman"/>
           <w:lang w:val="fi-FI"/>
         </w:rPr>
+        <w:jc w:val="both"/>
       </w:pPr>
       <w:r>
         <w:rPr>
@@ -1191,6 +1223,7 @@
           <w:rFonts w:cs="Times New Roman"/>
           <w:lang w:val="fi-FI"/>
         </w:rPr>
+        <w:jc w:val="both"/>
       </w:pPr>
       <w:r>
         <w:rPr>
@@ -1231,6 +1264,7 @@
           <w:rFonts w:cs="Times New Roman"/>
           <w:lang w:val="fi-FI"/>
         </w:rPr>
+        <w:jc w:val="both"/>
       </w:pPr>
       <w:r>
         <w:rPr>
@@ -1263,6 +1297,7 @@
           <w:rFonts w:ascii="Times New Roman" w:hAnsi="Times New Roman" w:cs="Times New Roman"/>
           <w:lang w:val="fi-FI"/>
         </w:rPr>
+        <w:jc w:val="left"/>
       </w:pPr>
       <w:bookmarkStart w:id="6" w:name="keterbatasan-dan-kelemahan"/>
       <w:bookmarkEnd w:id="5"/>
@@ -1280,6 +1315,7 @@
           <w:rFonts w:cs="Times New Roman"/>
           <w:lang w:val="da-DK"/>
         </w:rPr>
+        <w:jc w:val="both"/>
       </w:pPr>
       <w:r>
         <w:rPr>
@@ -1311,6 +1347,7 @@
         <w:rPr>
           <w:rFonts w:cs="Times New Roman"/>
         </w:rPr>
+        <w:jc w:val="both"/>
       </w:pPr>
       <w:r>
         <w:rPr>
@@ -1440,6 +1477,7 @@
           <w:rFonts w:cs="Times New Roman"/>
           <w:lang w:val="pt-BR"/>
         </w:rPr>
+        <w:jc w:val="both"/>
       </w:pPr>
       <w:r>
         <w:rPr>
@@ -1529,6 +1567,7 @@
           <w:rFonts w:cs="Times New Roman"/>
           <w:lang w:val="pt-BR"/>
         </w:rPr>
+        <w:jc w:val="both"/>
       </w:pPr>
       <w:r>
         <w:rPr>
@@ -1570,6 +1609,7 @@
           <w:rFonts w:cs="Times New Roman"/>
           <w:lang w:val="fi-FI"/>
         </w:rPr>
+        <w:jc w:val="both"/>
       </w:pPr>
       <w:r>
         <w:rPr>
@@ -1612,6 +1652,7 @@
           <w:rFonts w:ascii="Times New Roman" w:hAnsi="Times New Roman" w:cs="Times New Roman"/>
           <w:lang w:val="fi-FI"/>
         </w:rPr>
+        <w:jc w:val="left"/>
       </w:pPr>
       <w:bookmarkStart w:id="7" w:name="evaluasi-kritis"/>
       <w:bookmarkEnd w:id="6"/>
@@ -1629,6 +1670,7 @@
           <w:rFonts w:cs="Times New Roman"/>
           <w:lang w:val="fi-FI"/>
         </w:rPr>
+        <w:jc w:val="both"/>
       </w:pPr>
       <w:r>
         <w:rPr>
@@ -1661,6 +1703,7 @@
           <w:rFonts w:cs="Times New Roman"/>
           <w:lang w:val="fi-FI"/>
         </w:rPr>
+        <w:jc w:val="both"/>
       </w:pPr>
       <w:r>
         <w:rPr>
@@ -1677,6 +1720,7 @@
           <w:rFonts w:cs="Times New Roman"/>
           <w:lang w:val="fi-FI"/>
         </w:rPr>
+        <w:jc w:val="both"/>
       </w:pPr>
       <w:r>
         <w:rPr>
@@ -1702,6 +1746,7 @@
           <w:rFonts w:cs="Times New Roman"/>
           <w:lang w:val="fi-FI"/>
         </w:rPr>
+        <w:jc w:val="both"/>
       </w:pPr>
       <w:r>
         <w:rPr>
@@ -1775,6 +1820,7 @@
           <w:rFonts w:cs="Times New Roman"/>
           <w:lang w:val="fi-FI"/>
         </w:rPr>
+        <w:jc w:val="both"/>
       </w:pPr>
       <w:r>
         <w:rPr>
@@ -1824,6 +1870,7 @@
           <w:rFonts w:cs="Times New Roman"/>
           <w:lang w:val="fi-FI"/>
         </w:rPr>
+        <w:jc w:val="both"/>
       </w:pPr>
       <w:r>
         <w:rPr>
@@ -1856,6 +1903,7 @@
           <w:rFonts w:ascii="Times New Roman" w:hAnsi="Times New Roman" w:cs="Times New Roman"/>
           <w:lang w:val="fi-FI"/>
         </w:rPr>
+        <w:jc w:val="left"/>
       </w:pPr>
       <w:bookmarkStart w:id="8" w:name="X08ce25e3f5d53481848f16121df5d913eaf4e5d"/>
       <w:bookmarkEnd w:id="7"/>
@@ -1873,6 +1921,7 @@
           <w:rFonts w:cs="Times New Roman"/>
           <w:lang w:val="fi-FI"/>
         </w:rPr>
+        <w:jc w:val="both"/>
       </w:pPr>
       <w:r>
         <w:rPr>
@@ -1898,6 +1947,7 @@
           <w:rFonts w:cs="Times New Roman"/>
           <w:lang w:val="fi-FI"/>
         </w:rPr>
+        <w:jc w:val="both"/>
       </w:pPr>
       <w:r>
         <w:rPr>
@@ -1923,6 +1973,7 @@
           <w:rFonts w:cs="Times New Roman"/>
           <w:lang w:val="fi-FI"/>
         </w:rPr>
+        <w:jc w:val="both"/>
       </w:pPr>
       <w:r>
         <w:rPr>
@@ -1980,6 +2031,7 @@
           <w:rFonts w:cs="Times New Roman"/>
           <w:lang w:val="fi-FI"/>
         </w:rPr>
+        <w:jc w:val="both"/>
       </w:pPr>
       <w:r>
         <w:rPr>
@@ -2005,6 +2057,7 @@
           <w:rFonts w:ascii="Times New Roman" w:hAnsi="Times New Roman" w:cs="Times New Roman"/>
           <w:lang w:val="da-DK"/>
         </w:rPr>
+        <w:jc w:val="left"/>
       </w:pPr>
       <w:bookmarkStart w:id="9" w:name="X9715f5477454b0f18f77c34a9fa9ac7a18408da"/>
       <w:bookmarkEnd w:id="8"/>
@@ -2023,6 +2076,7 @@
           <w:rFonts w:cs="Times New Roman"/>
           <w:lang w:val="da-DK"/>
         </w:rPr>
+        <w:jc w:val="both"/>
       </w:pPr>
       <w:r>
         <w:rPr>
@@ -2079,6 +2133,7 @@
         <w:rPr>
           <w:rFonts w:cs="Times New Roman"/>
         </w:rPr>
+        <w:jc w:val="both"/>
       </w:pPr>
       <w:proofErr w:type="spellStart"/>
       <w:r>
@@ -2173,6 +2228,7 @@
         <w:rPr>
           <w:rFonts w:cs="Times New Roman"/>
         </w:rPr>
+        <w:jc w:val="both"/>
       </w:pPr>
       <w:r>
         <w:rPr>
@@ -2220,8 +2276,8 @@
       <w:bookmarkEnd w:id="9"/>
     </w:p>
     <w:sectPr>
-      <w:pgSz w:w="12240" w:h="15840"/>
-      <w:pgMar w:top="1701" w:right="1417" w:bottom="1417" w:left="1701" w:header="720" w:footer="720" w:gutter="0"/>
+      <w:pgSz w:w="11906" w:h="16838"/>
+      <w:pgMar w:top="1701" w:right="1701" w:bottom="1701" w:left="2268" w:header="720" w:footer="720" w:gutter="0"/>
       <w:cols w:space="720"/>
       <w:docGrid w:linePitch="360"/>
     </w:sectPr>

--- a/Critical Thinking of the Article/01079_Dzaki Muhammad Yusfian_Artikel 6.docx
+++ b/Critical Thinking of the Article/01079_Dzaki Muhammad Yusfian_Artikel 6.docx
@@ -2277,7 +2277,7 @@
     </w:p>
     <w:sectPr>
       <w:pgSz w:w="11906" w:h="16838"/>
-      <w:pgMar w:top="1701" w:right="1701" w:bottom="1701" w:left="2268" w:header="720" w:footer="720" w:gutter="0"/>
+      <w:pgMar w:top="2268" w:right="1701" w:bottom="1701" w:left="1701" w:header="720" w:footer="720" w:gutter="0"/>
       <w:cols w:space="720"/>
       <w:docGrid w:linePitch="360"/>
     </w:sectPr>
